--- a/docs/reports/挑战杯社会调查报告_阶段稿.docx
+++ b/docs/reports/挑战杯社会调查报告_阶段稿.docx
@@ -1207,12 +1207,12 @@
     </w:p>
     <w:p>
       <w:r>
-        <w:t>当前平台采用大学生专用设计版本university-v1，统一30题候选问卷版本为student-literacy-v1-30。三个年龄区间仅用于背景记录和分层，使用相同题干、选项及计分。任务统一采用虚构校园共创活动，模拟申请人陈禾为21岁在读本科生。按每周可到场次数和此前是否获本项目名额组合为四种个案情境，模型初始只获得公共背景与资料，两项私事实由参与者掌握。问卷和任务仍须经过认知访谈、内容审查及真实用户预测试，现有材料不构成测量有效性的证明。</w:t>
+        <w:t>当前平台采用大学生专用设计版本university-v1，统一30题候选问卷版本为student-literacy-v1-30。三个年龄区间仅用于背景记录和分层，使用相同题干、选项及计分。任务统一采用虚构校园共创活动，案例申请人陈禾为21岁在读本科生。按每周可到场次数和此前是否获本项目名额组合为四种个案情境，模型初始只获得公共背景与资料，两项私事实由参与者掌握。问卷和任务仍须经过认知访谈、内容审查及真实用户预测试，现有材料不构成测量有效性的证明。</w:t>
       </w:r>
     </w:p>
     <w:p>
       <w:r>
-        <w:t>后台展示使用重新生成的126条大学生模拟记录，三个年龄区间各42条，普通问答组与澄清组各63条。作答及决策先独立生成，随后另行分配组别，不按预期干预效应调节均值。对话为人工模板，时间为模拟记录，模型实测延迟留空。这批数据仅用于检验展示、评分和导出流程，不是招募样本，不进入真实参与者的效应分析。旧跨年龄展示库和原600条来源数据另行归档，不改写为大学生样本。</w:t>
+        <w:t>后台展示批次student-126-20261022-v2共126条大学生模拟记录，三个年龄段各42条，两组各63条。前测答案与决策先生成再独立分组；人工模板预设澄清组两轮各问一个关键事实后给5张线索，普通组主动补齐事实后给3张。线索差是展示假设，非实测效应。未调用模型，任务时点为模拟值，前测耗时与实测延迟为空；过程提醒据答案及对话派生，不自动排除。数据仅验证展示、评分、导出，不作真实效应分析。旧跨年龄库、600条来源和V1在服务器外私有归档，不重标为大学生样本。</w:t>
       </w:r>
     </w:p>
     <w:p>

--- a/docs/reports/挑战杯社会调查报告_阶段稿.docx
+++ b/docs/reports/挑战杯社会调查报告_阶段稿.docx
@@ -1212,7 +1212,7 @@
     </w:p>
     <w:p>
       <w:r>
-        <w:t>后台展示批次student-126-20261022-v2共126条大学生模拟记录，三个年龄段各42条，两组各63条。前测答案与决策先生成再独立分组；人工模板预设澄清组两轮各问一个关键事实后给5张线索，普通组主动补齐事实后给3张。线索差是展示假设，非实测效应。未调用模型，任务时点为模拟值，前测耗时与实测延迟为空；过程提醒据答案及对话派生，不自动排除。数据仅验证展示、评分、导出，不作真实效应分析。旧跨年龄库、600条来源和V1在服务器外私有归档，不重标为大学生样本。</w:t>
+        <w:t>当前展示批次student-126-20261022-v3共126条，三年龄段各42条、两组各63条；保留V2前测、决策、背景、分组及模拟时点，仅重编人工对话。每条来源线索A组为2至8次、S组为1至5次，范围重叠，可间隔复核；A只问未给事实0—2次，S不主动问。线索逐次对应模板正文，是展示假设，未调用模型，不按均分调节或作真实效应分析。前测耗时和实测延迟为空，提醒据原答案复算。常用CSV仅留业务列，JSON及归档保留来源与资格；旧跨龄资料私有离线归档。</w:t>
       </w:r>
     </w:p>
     <w:p>

--- a/docs/reports/挑战杯社会调查报告_阶段稿.docx
+++ b/docs/reports/挑战杯社会调查报告_阶段稿.docx
@@ -1212,7 +1212,7 @@
     </w:p>
     <w:p>
       <w:r>
-        <w:t>当前展示批次student-126-20261022-v3共126条，三年龄段各42条、两组各63条；保留V2前测、决策、背景、分组及模拟时点，仅重编人工对话。每条来源线索A组为2至8次、S组为1至5次，范围重叠，可间隔复核；A只问未给事实0—2次，S不主动问。线索逐次对应模板正文，是展示假设，未调用模型，不按均分调节或作真实效应分析。前测耗时和实测延迟为空，提醒据原答案复算。常用CSV仅留业务列，JSON及归档保留来源与资格；旧跨龄资料私有离线归档。</w:t>
+        <w:t>本批次student-126-20261022-v4共126条，三年龄段各42条、S／A各63条；沿用V3个人数据、对话和时点，仅增逐轮耗时估计。A每条线索2至8次、S为1至5次，范围重叠且可间隔复核；A只问缺失事实0—2次，S不主动问。正文为人工模板，未调用模型，不调分、不作真实效应分析。AI平均用时按回复长度、类型及固定种子估计，可追溯但不作性能评测；实际延迟、前测耗时为空，真实调用据实测日志。CSV仅留业务列，JSON及归档保留来源与资格；提醒据原答案复算，旧资料离线归档。</w:t>
       </w:r>
     </w:p>
     <w:p>
